--- a/Sprint20261005-20261016/HERO-67222_20261008_112534.docx
+++ b/Sprint20261005-20261016/HERO-67222_20261008_112534.docx
@@ -16,6 +16,21 @@
           <w:u w:val="none"/>
         </w:rPr>
         <w:t>HERO-67222 Test Report</w:t>
+      </w:r>
+    </w:p>
+    <w:p>
+      <w:pPr>
+        <w:spacing w:before="0" w:after="80"/>
+      </w:pPr>
+      <w:r>
+        <w:rPr>
+          <w:rFonts w:ascii="Arial" w:hAnsi="Arial" w:eastAsia="Arial" w:cs="Arial"/>
+          <w:b w:val="0"/>
+          <w:color w:val="000000"/>
+          <w:sz w:val="20"/>
+          <w:u w:val="none"/>
+        </w:rPr>
+        <w:t>&gt; Font: Arial for the entire document. L1: 16pt bold center; L2: 13pt bold underlined; L3: 12pt bold blue (#001eff); L4: 11pt bold blue (#001eff); body: 10pt. Language: English.</w:t>
       </w:r>
     </w:p>
     <w:p>
@@ -45,7 +60,7 @@
           <w:sz w:val="24"/>
           <w:u w:val="none"/>
         </w:rPr>
-        <w:t>F1.Printing Parser — Java 25 Upgrade Verification</w:t>
+        <w:t>F1. Print Parsing and Output Verification</w:t>
       </w:r>
     </w:p>
     <w:p>
@@ -60,7 +75,7 @@
           <w:sz w:val="22"/>
           <w:u w:val="none"/>
         </w:rPr>
-        <w:t>F1.1.Verify Printing Parser Builds And Starts Under Java 25 And Gradle 9.7.0</w:t>
+        <w:t>F1.1. Parse and Print a Customer Receipt</w:t>
       </w:r>
     </w:p>
     <w:p>
@@ -91,7 +106,7 @@
           <w:sz w:val="20"/>
           <w:u w:val="none"/>
         </w:rPr>
-        <w:t>1. The fixed POS client build is deployed on a Workstation running the upgraded Java 25 runtime</w:t>
+        <w:t>1. The POS client is upgraded to Java 25 with Gradle 9.7.0 and the rewritten printing parser.</w:t>
       </w:r>
     </w:p>
     <w:p>
@@ -107,7 +122,7 @@
           <w:sz w:val="20"/>
           <w:u w:val="none"/>
         </w:rPr>
-        <w:t>2. The build is compiled with Gradle 9.7.0 and any deprecated printing-parser code has been rewritten</w:t>
+        <w:t>2. A printer device is configured and online in Printing Management.</w:t>
       </w:r>
     </w:p>
     <w:p>
@@ -123,23 +138,7 @@
           <w:sz w:val="20"/>
           <w:u w:val="none"/>
         </w:rPr>
-        <w:t>3. A printer device is configured in Printing Management &gt; Printer Setup &gt; Printer Devices (name, short name, printer model, address, port, connection settings) so the printing parser has a target printer to address</w:t>
-      </w:r>
-    </w:p>
-    <w:p>
-      <w:pPr>
-        <w:spacing w:before="0" w:after="40"/>
-        <w:ind w:left="360" w:hanging="240"/>
-      </w:pPr>
-      <w:r>
-        <w:rPr>
-          <w:rFonts w:ascii="Arial" w:hAnsi="Arial" w:eastAsia="Arial" w:cs="Arial"/>
-          <w:b w:val="0"/>
-          <w:color w:val="000000"/>
-          <w:sz w:val="20"/>
-          <w:u w:val="none"/>
-        </w:rPr>
-        <w:t>4. Test environment: Local test environment</w:t>
+        <w:t>3. A check has been opened and settled with items and payment.</w:t>
       </w:r>
     </w:p>
     <w:p>
@@ -170,7 +169,7 @@
           <w:sz w:val="20"/>
           <w:u w:val="none"/>
         </w:rPr>
-        <w:t>1. Launch the POS client under the upgraded Java 25 runtime</w:t>
+        <w:t>1. Settle the check and trigger printing of the customer receipt.</w:t>
       </w:r>
     </w:p>
     <w:p>
@@ -186,7 +185,7 @@
           <w:sz w:val="20"/>
           <w:u w:val="none"/>
         </w:rPr>
-        <w:t>2. Confirm the printing parser module initializes successfully during client startup (no deprecated-code runtime errors)</w:t>
+        <w:t>2. Collect the printed receipt from the printer.</w:t>
       </w:r>
     </w:p>
     <w:p>
@@ -202,23 +201,7 @@
           <w:sz w:val="20"/>
           <w:u w:val="none"/>
         </w:rPr>
-        <w:t>3. Open the Summary of Printer Devices Report (AUDIT0003) and verify the configured printer device info is read correctly by the upgraded printing parser</w:t>
-      </w:r>
-    </w:p>
-    <w:p>
-      <w:pPr>
-        <w:spacing w:before="0" w:after="40"/>
-        <w:ind w:left="360" w:hanging="240"/>
-      </w:pPr>
-      <w:r>
-        <w:rPr>
-          <w:rFonts w:ascii="Arial" w:hAnsi="Arial" w:eastAsia="Arial" w:cs="Arial"/>
-          <w:b w:val="0"/>
-          <w:color w:val="000000"/>
-          <w:sz w:val="20"/>
-          <w:u w:val="none"/>
-        </w:rPr>
-        <w:t>4. Inspect the POS client and local server logs for any printing-parser-related errors or deprecated stack traces</w:t>
+        <w:t>3. Compare the printed content with the check details on screen.</w:t>
       </w:r>
     </w:p>
     <w:p>
@@ -249,7 +232,7 @@
           <w:sz w:val="20"/>
           <w:u w:val="none"/>
         </w:rPr>
-        <w:t>1. The POS client starts up successfully under the upgraded Java 25 runtime with Gradle 9.7.0</w:t>
+        <w:t>1. The printing parser parses the receipt print data successfully on Java 25 without any parser error.</w:t>
       </w:r>
     </w:p>
     <w:p>
@@ -265,7 +248,7 @@
           <w:sz w:val="20"/>
           <w:u w:val="none"/>
         </w:rPr>
-        <w:t>2. The printing parser module initializes without throwing deprecated-code runtime errors</w:t>
+        <w:t>2. The receipt is printed with complete and correct check, item, payment, tax and total information.</w:t>
       </w:r>
     </w:p>
     <w:p>
@@ -281,38 +264,7 @@
           <w:sz w:val="20"/>
           <w:u w:val="none"/>
         </w:rPr>
-        <w:t>3. The Summary of Printer Devices Report (AUDIT0003) shows the configured printer device info (name, short name, printer model, address, status, config zone, printer type, port no., connection settings) correctly</w:t>
-      </w:r>
-    </w:p>
-    <w:p>
-      <w:pPr>
-        <w:spacing w:before="0" w:after="40"/>
-        <w:ind w:left="360" w:hanging="240"/>
-      </w:pPr>
-      <w:r>
-        <w:rPr>
-          <w:rFonts w:ascii="Arial" w:hAnsi="Arial" w:eastAsia="Arial" w:cs="Arial"/>
-          <w:b w:val="0"/>
-          <w:color w:val="000000"/>
-          <w:sz w:val="20"/>
-          <w:u w:val="none"/>
-        </w:rPr>
-        <w:t>4. No printing-parser-related errors or deprecated stack traces are observed in the logs</w:t>
-      </w:r>
-    </w:p>
-    <w:p>
-      <w:pPr>
-        <w:spacing w:before="160" w:after="80"/>
-      </w:pPr>
-      <w:r>
-        <w:rPr>
-          <w:rFonts w:ascii="Arial" w:hAnsi="Arial" w:eastAsia="Arial" w:cs="Arial"/>
-          <w:b/>
-          <w:color w:val="001EFF"/>
-          <w:sz w:val="24"/>
-          <w:u w:val="none"/>
-        </w:rPr>
-        <w:t>F2.Printing Parser — Print Operations</w:t>
+        <w:t>3. The print layout and formatting are consistent with the behavior before the upgrade.</w:t>
       </w:r>
     </w:p>
     <w:p>
@@ -327,7 +279,7 @@
           <w:sz w:val="22"/>
           <w:u w:val="none"/>
         </w:rPr>
-        <w:t>F2.1.Verify Standard Print Jobs Work Under The Upgraded Printing Parser</w:t>
+        <w:t>F1.2. Parse and Print an Order Slip to the Kitchen Printer</w:t>
       </w:r>
     </w:p>
     <w:p>
@@ -358,7 +310,7 @@
           <w:sz w:val="20"/>
           <w:u w:val="none"/>
         </w:rPr>
-        <w:t>1. The fixed POS client build is deployed on a Workstation running the upgraded Java 25 runtime</w:t>
+        <w:t>1. The POS client is running on Java 25.</w:t>
       </w:r>
     </w:p>
     <w:p>
@@ -374,7 +326,7 @@
           <w:sz w:val="20"/>
           <w:u w:val="none"/>
         </w:rPr>
-        <w:t>2. At least one printer device is configured and online in Printing Management &gt; Printer Setup &gt; Printer Devices</w:t>
+        <w:t>2. A kitchen printer and print queue are configured for the outlet.</w:t>
       </w:r>
     </w:p>
     <w:p>
@@ -390,23 +342,7 @@
           <w:sz w:val="20"/>
           <w:u w:val="none"/>
         </w:rPr>
-        <w:t>3. A closed guest check with item, payment, service charge, tax and discount data exists so that a receipt can be printed</w:t>
-      </w:r>
-    </w:p>
-    <w:p>
-      <w:pPr>
-        <w:spacing w:before="0" w:after="40"/>
-        <w:ind w:left="360" w:hanging="240"/>
-      </w:pPr>
-      <w:r>
-        <w:rPr>
-          <w:rFonts w:ascii="Arial" w:hAnsi="Arial" w:eastAsia="Arial" w:cs="Arial"/>
-          <w:b w:val="0"/>
-          <w:color w:val="000000"/>
-          <w:sz w:val="20"/>
-          <w:u w:val="none"/>
-        </w:rPr>
-        <w:t>4. Test environment: Local test environment</w:t>
+        <w:t>3. A new check is opened.</w:t>
       </w:r>
     </w:p>
     <w:p>
@@ -437,7 +373,7 @@
           <w:sz w:val="20"/>
           <w:u w:val="none"/>
         </w:rPr>
-        <w:t>1. Launch the POS client and log in with a valid operator account</w:t>
+        <w:t>1. Order food and beverage items on the check.</w:t>
       </w:r>
     </w:p>
     <w:p>
@@ -453,7 +389,7 @@
           <w:sz w:val="20"/>
           <w:u w:val="none"/>
         </w:rPr>
-        <w:t>2. Open an outlet, perform daily start, open a check, order items, apply a payment and close the check</w:t>
+        <w:t>2. Send the order to trigger the order slip printing.</w:t>
       </w:r>
     </w:p>
     <w:p>
@@ -469,39 +405,7 @@
           <w:sz w:val="20"/>
           <w:u w:val="none"/>
         </w:rPr>
-        <w:t>3. Trigger the print function for the closed check (print receipt / guest check)</w:t>
-      </w:r>
-    </w:p>
-    <w:p>
-      <w:pPr>
-        <w:spacing w:before="0" w:after="40"/>
-        <w:ind w:left="360" w:hanging="240"/>
-      </w:pPr>
-      <w:r>
-        <w:rPr>
-          <w:rFonts w:ascii="Arial" w:hAnsi="Arial" w:eastAsia="Arial" w:cs="Arial"/>
-          <w:b w:val="0"/>
-          <w:color w:val="000000"/>
-          <w:sz w:val="20"/>
-          <w:u w:val="none"/>
-        </w:rPr>
-        <w:t>4. Verify the printout content (check number, business day, items, payments, service charges, taxes, discounts, totals, footer fields) is parsed and rendered correctly</w:t>
-      </w:r>
-    </w:p>
-    <w:p>
-      <w:pPr>
-        <w:spacing w:before="0" w:after="40"/>
-        <w:ind w:left="360" w:hanging="240"/>
-      </w:pPr>
-      <w:r>
-        <w:rPr>
-          <w:rFonts w:ascii="Arial" w:hAnsi="Arial" w:eastAsia="Arial" w:cs="Arial"/>
-          <w:b w:val="0"/>
-          <w:color w:val="000000"/>
-          <w:sz w:val="20"/>
-          <w:u w:val="none"/>
-        </w:rPr>
-        <w:t>5. Repeat the print job for different check types (revenue / non-revenue / advance order) and discount scenarios</w:t>
+        <w:t>3. Collect the printed kitchen slip.</w:t>
       </w:r>
     </w:p>
     <w:p>
@@ -532,7 +436,7 @@
           <w:sz w:val="20"/>
           <w:u w:val="none"/>
         </w:rPr>
-        <w:t>1. The print job for the closed check is processed by the upgraded printing parser and the receipt is printed correctly</w:t>
+        <w:t>1. The printing parser parses the order slip content correctly and routes it to the configured kitchen printer.</w:t>
       </w:r>
     </w:p>
     <w:p>
@@ -548,7 +452,7 @@
           <w:sz w:val="20"/>
           <w:u w:val="none"/>
         </w:rPr>
-        <w:t>2. The printout content matches the source check data (items, payments, service charges, taxes, discounts and totals are parsed and rendered correctly)</w:t>
+        <w:t>2. Item descriptions, quantities, modifiers and order information are printed correctly.</w:t>
       </w:r>
     </w:p>
     <w:p>
@@ -564,23 +468,7 @@
           <w:sz w:val="20"/>
           <w:u w:val="none"/>
         </w:rPr>
-        <w:t>3. Print jobs for different check types and discount scenarios all produce correct printouts</w:t>
-      </w:r>
-    </w:p>
-    <w:p>
-      <w:pPr>
-        <w:spacing w:before="0" w:after="40"/>
-        <w:ind w:left="360" w:hanging="240"/>
-      </w:pPr>
-      <w:r>
-        <w:rPr>
-          <w:rFonts w:ascii="Arial" w:hAnsi="Arial" w:eastAsia="Arial" w:cs="Arial"/>
-          <w:b w:val="0"/>
-          <w:color w:val="000000"/>
-          <w:sz w:val="20"/>
-          <w:u w:val="none"/>
-        </w:rPr>
-        <w:t>4. No printing-parser-related errors are observed in the logs during the print jobs</w:t>
+        <w:t>3. No deprecated code error or parser exception occurs during printing.</w:t>
       </w:r>
     </w:p>
     <w:p>
@@ -595,7 +483,7 @@
           <w:sz w:val="22"/>
           <w:u w:val="none"/>
         </w:rPr>
-        <w:t>F2.2.Verify Taiwan GUI Configuration Print Output Under The Upgraded Printing Parser</w:t>
+        <w:t>F1.3. Parse and Print a POS Report</w:t>
       </w:r>
     </w:p>
     <w:p>
@@ -626,7 +514,7 @@
           <w:sz w:val="20"/>
           <w:u w:val="none"/>
         </w:rPr>
-        <w:t>1. The fixed POS client build is deployed on a Workstation running the upgraded Java 25 runtime</w:t>
+        <w:t>1. The POS client is running on Java 25.</w:t>
       </w:r>
     </w:p>
     <w:p>
@@ -642,7 +530,7 @@
           <w:sz w:val="20"/>
           <w:u w:val="none"/>
         </w:rPr>
-        <w:t>2. A Taiwan GUI configuration is set up (prefix, code range, date range) for the target outlet / station</w:t>
+        <w:t>2. A report printer is configured and available.</w:t>
       </w:r>
     </w:p>
     <w:p>
@@ -658,7 +546,7 @@
           <w:sz w:val="20"/>
           <w:u w:val="none"/>
         </w:rPr>
-        <w:t>3. Test environment: Local test environment</w:t>
+        <w:t>3. Report data exists for the current business day.</w:t>
       </w:r>
     </w:p>
     <w:p>
@@ -689,7 +577,7 @@
           <w:sz w:val="20"/>
           <w:u w:val="none"/>
         </w:rPr>
-        <w:t>1. Launch the POS client and log in with a valid operator account</w:t>
+        <w:t>1. Open a POS report in the client.</w:t>
       </w:r>
     </w:p>
     <w:p>
@@ -705,7 +593,7 @@
           <w:sz w:val="20"/>
           <w:u w:val="none"/>
         </w:rPr>
-        <w:t>2. Open the Taiwan GUI Configuration Report (POS0291) for the target outlet / station</w:t>
+        <w:t>2. Send the report to the configured printer.</w:t>
       </w:r>
     </w:p>
     <w:p>
@@ -721,23 +609,7 @@
           <w:sz w:val="20"/>
           <w:u w:val="none"/>
         </w:rPr>
-        <w:t>3. Verify the report shows the Taiwan GUI configuration (prefix, code range, date range) correctly</w:t>
-      </w:r>
-    </w:p>
-    <w:p>
-      <w:pPr>
-        <w:spacing w:before="0" w:after="40"/>
-        <w:ind w:left="360" w:hanging="240"/>
-      </w:pPr>
-      <w:r>
-        <w:rPr>
-          <w:rFonts w:ascii="Arial" w:hAnsi="Arial" w:eastAsia="Arial" w:cs="Arial"/>
-          <w:b w:val="0"/>
-          <w:color w:val="000000"/>
-          <w:sz w:val="20"/>
-          <w:u w:val="none"/>
-        </w:rPr>
-        <w:t>4. Trigger any Taiwan GUI related print job and verify the printout is parsed and rendered correctly by the upgraded printing parser</w:t>
+        <w:t>3. Collect and review the printed report.</w:t>
       </w:r>
     </w:p>
     <w:p>
@@ -768,7 +640,7 @@
           <w:sz w:val="20"/>
           <w:u w:val="none"/>
         </w:rPr>
-        <w:t>1. The Taiwan GUI Configuration Report (POS0291) shows the configured Taiwan GUI info (outlet / station, selected date range, date range, prefix, code range) correctly under the upgraded printing parser</w:t>
+        <w:t>1. The report print data is parsed and printed successfully after the Java 25 upgrade.</w:t>
       </w:r>
     </w:p>
     <w:p>
@@ -784,7 +656,7 @@
           <w:sz w:val="20"/>
           <w:u w:val="none"/>
         </w:rPr>
-        <w:t>2. The Taiwan GUI related print job is processed correctly by the upgraded printing parser</w:t>
+        <w:t>2. The report title, data fields, footer and pagination are printed correctly.</w:t>
       </w:r>
     </w:p>
     <w:p>
@@ -800,22 +672,7 @@
           <w:sz w:val="20"/>
           <w:u w:val="none"/>
         </w:rPr>
-        <w:t>3. No printing-parser-related errors are observed in the logs</w:t>
-      </w:r>
-    </w:p>
-    <w:p>
-      <w:pPr>
-        <w:spacing w:before="160" w:after="80"/>
-      </w:pPr>
-      <w:r>
-        <w:rPr>
-          <w:rFonts w:ascii="Arial" w:hAnsi="Arial" w:eastAsia="Arial" w:cs="Arial"/>
-          <w:b/>
-          <w:color w:val="001EFF"/>
-          <w:sz w:val="24"/>
-          <w:u w:val="none"/>
-        </w:rPr>
-        <w:t>F3.Regression — Existing Reporting And Audit Print Flows</w:t>
+        <w:t>3. No parsing exception or garbled content appears on the printed report.</w:t>
       </w:r>
     </w:p>
     <w:p>
@@ -830,7 +687,7 @@
           <w:sz w:val="22"/>
           <w:u w:val="none"/>
         </w:rPr>
-        <w:t>F3.1.Verify Reporting And Audit Print Flows Are Preserved After Java 25 Upgrade</w:t>
+        <w:t>F1.4. Parse Print Content with Special Characters and Long Descriptions</w:t>
       </w:r>
     </w:p>
     <w:p>
@@ -861,7 +718,7 @@
           <w:sz w:val="20"/>
           <w:u w:val="none"/>
         </w:rPr>
-        <w:t>1. The fixed POS client build is deployed on a Workstation running the upgraded Java 25 runtime</w:t>
+        <w:t>1. The POS client is running on Java 25.</w:t>
       </w:r>
     </w:p>
     <w:p>
@@ -877,7 +734,7 @@
           <w:sz w:val="20"/>
           <w:u w:val="none"/>
         </w:rPr>
-        <w:t>2. At least one printer device is configured and online</w:t>
+        <w:t>2. Menu items with long names and special characters are available.</w:t>
       </w:r>
     </w:p>
     <w:p>
@@ -893,7 +750,7 @@
           <w:sz w:val="20"/>
           <w:u w:val="none"/>
         </w:rPr>
-        <w:t>3. Test environment: Local test environment</w:t>
+        <w:t>3. A receipt printer is configured and online.</w:t>
       </w:r>
     </w:p>
     <w:p>
@@ -924,7 +781,7 @@
           <w:sz w:val="20"/>
           <w:u w:val="none"/>
         </w:rPr>
-        <w:t>1. Launch the POS client and log in with a valid operator account</w:t>
+        <w:t>1. Open a check and order items containing long descriptions and special characters.</w:t>
       </w:r>
     </w:p>
     <w:p>
@@ -940,7 +797,7 @@
           <w:sz w:val="20"/>
           <w:u w:val="none"/>
         </w:rPr>
-        <w:t>2. Open several standard reports (for example Exception Report — CUS0089, API Call Report — CUS0222, Discount Approval Process Report — POS0195) and trigger the print function for each</w:t>
+        <w:t>2. Settle the check and print the customer receipt.</w:t>
       </w:r>
     </w:p>
     <w:p>
@@ -956,23 +813,7 @@
           <w:sz w:val="20"/>
           <w:u w:val="none"/>
         </w:rPr>
-        <w:t>3. Verify each report printout is rendered correctly by the upgraded printing parser (report title, footer markers, printed at / printed by, report code, page number)</w:t>
-      </w:r>
-    </w:p>
-    <w:p>
-      <w:pPr>
-        <w:spacing w:before="0" w:after="40"/>
-        <w:ind w:left="360" w:hanging="240"/>
-      </w:pPr>
-      <w:r>
-        <w:rPr>
-          <w:rFonts w:ascii="Arial" w:hAnsi="Arial" w:eastAsia="Arial" w:cs="Arial"/>
-          <w:b w:val="0"/>
-          <w:color w:val="000000"/>
-          <w:sz w:val="20"/>
-          <w:u w:val="none"/>
-        </w:rPr>
-        <w:t>4. Inspect the POS client and local server logs for any printing-parser-related errors</w:t>
+        <w:t>3. Review the relevant lines on the printed receipt.</w:t>
       </w:r>
     </w:p>
     <w:p>
@@ -1003,7 +844,7 @@
           <w:sz w:val="20"/>
           <w:u w:val="none"/>
         </w:rPr>
-        <w:t>1. All standard reports (Exception Report, API Call Report, Discount Approval Process Report) print correctly under the upgraded printing parser</w:t>
+        <w:t>1. The printing parser handles long item descriptions and special characters correctly.</w:t>
       </w:r>
     </w:p>
     <w:p>
@@ -1019,7 +860,7 @@
           <w:sz w:val="20"/>
           <w:u w:val="none"/>
         </w:rPr>
-        <w:t>2. The report printouts include the correct report title, footer markers, printed at / printed by, report code and page number</w:t>
+        <w:t>2. All characters are parsed and printed without loss, replacement or garbled output.</w:t>
       </w:r>
     </w:p>
     <w:p>
@@ -1035,22 +876,52 @@
           <w:sz w:val="20"/>
           <w:u w:val="none"/>
         </w:rPr>
-        <w:t>3. No printing-parser-related errors or deprecated stack traces are observed in the logs after the Java 25 / Gradle 9.7.0 upgrade</w:t>
+        <w:t>3. Line wrapping and alignment remain consistent with the configured print format.</w:t>
       </w:r>
     </w:p>
     <w:p>
       <w:pPr>
-        <w:spacing w:before="200" w:after="120"/>
+        <w:spacing w:before="160" w:after="80"/>
+      </w:pPr>
+      <w:r>
+        <w:rPr>
+          <w:rFonts w:ascii="Arial" w:hAnsi="Arial" w:eastAsia="Arial" w:cs="Arial"/>
+          <w:b/>
+          <w:color w:val="001EFF"/>
+          <w:sz w:val="24"/>
+          <w:u w:val="none"/>
+        </w:rPr>
+        <w:t>F2. Print Parser Stability and Error Handling</w:t>
+      </w:r>
+    </w:p>
+    <w:p>
+      <w:pPr>
+        <w:spacing w:before="120" w:after="60"/>
+      </w:pPr>
+      <w:r>
+        <w:rPr>
+          <w:rFonts w:ascii="Arial" w:hAnsi="Arial" w:eastAsia="Arial" w:cs="Arial"/>
+          <w:b/>
+          <w:color w:val="001EFF"/>
+          <w:sz w:val="22"/>
+          <w:u w:val="none"/>
+        </w:rPr>
+        <w:t>F2.1. Multiple and Concurrent Print Jobs</w:t>
+      </w:r>
+    </w:p>
+    <w:p>
+      <w:pPr>
+        <w:spacing w:before="0" w:after="80"/>
       </w:pPr>
       <w:r>
         <w:rPr>
           <w:rFonts w:ascii="Arial" w:hAnsi="Arial" w:eastAsia="Arial" w:cs="Arial"/>
           <w:b/>
           <w:color w:val="000000"/>
-          <w:sz w:val="26"/>
-          <w:u w:val="single"/>
+          <w:sz w:val="20"/>
+          <w:u w:val="none"/>
         </w:rPr>
-        <w:t>Test Environment Information</w:t>
+        <w:t>Prerequisite(s):</w:t>
       </w:r>
     </w:p>
     <w:p>
@@ -1066,37 +937,7 @@
           <w:sz w:val="20"/>
           <w:u w:val="none"/>
         </w:rPr>
-        <w:t>• Local test environment</w:t>
-      </w:r>
-    </w:p>
-    <w:p>
-      <w:pPr>
-        <w:spacing w:before="200" w:after="120"/>
-      </w:pPr>
-      <w:r>
-        <w:rPr>
-          <w:rFonts w:ascii="Arial" w:hAnsi="Arial" w:eastAsia="Arial" w:cs="Arial"/>
-          <w:b/>
-          <w:color w:val="000000"/>
-          <w:sz w:val="26"/>
-          <w:u w:val="single"/>
-        </w:rPr>
-        <w:t>Appendix</w:t>
-      </w:r>
-    </w:p>
-    <w:p>
-      <w:pPr>
-        <w:spacing w:before="0" w:after="80"/>
-      </w:pPr>
-      <w:r>
-        <w:rPr>
-          <w:rFonts w:ascii="Arial" w:hAnsi="Arial" w:eastAsia="Arial" w:cs="Arial"/>
-          <w:b/>
-          <w:color w:val="000000"/>
-          <w:sz w:val="20"/>
-          <w:u w:val="none"/>
-        </w:rPr>
-        <w:t>JIRA Acceptance Criteria (HERO-67222):</w:t>
+        <w:t>1. The POS client is running on Java 25 with multiple printers configured.</w:t>
       </w:r>
     </w:p>
     <w:p>
@@ -1112,7 +953,22 @@
           <w:sz w:val="20"/>
           <w:u w:val="none"/>
         </w:rPr>
-        <w:t>• Upgrade Java version to 25 — Printing Parser.</w:t>
+        <w:t>2. Several stations are connected to the same server.</w:t>
+      </w:r>
+    </w:p>
+    <w:p>
+      <w:pPr>
+        <w:spacing w:before="0" w:after="80"/>
+      </w:pPr>
+      <w:r>
+        <w:rPr>
+          <w:rFonts w:ascii="Arial" w:hAnsi="Arial" w:eastAsia="Arial" w:cs="Arial"/>
+          <w:b/>
+          <w:color w:val="000000"/>
+          <w:sz w:val="20"/>
+          <w:u w:val="none"/>
+        </w:rPr>
+        <w:t>Step(s):</w:t>
       </w:r>
     </w:p>
     <w:p>
@@ -1128,7 +984,7 @@
           <w:sz w:val="20"/>
           <w:u w:val="none"/>
         </w:rPr>
-        <w:t>• System upgrades to Java 25; Gradle version upgrades to 9.7.0; rewrite deprecated code.</w:t>
+        <w:t>1. Trigger several print jobs from different checks in quick succession.</w:t>
       </w:r>
     </w:p>
     <w:p>
@@ -1144,7 +1000,7 @@
           <w:sz w:val="20"/>
           <w:u w:val="none"/>
         </w:rPr>
-        <w:t>• The upgraded printing parser must build, start and operate correctly under Java 25 / Gradle 9.7.0 without deprecated-code runtime errors.</w:t>
+        <w:t>2. Trigger concurrent order slip and receipt printing from multiple stations.</w:t>
       </w:r>
     </w:p>
     <w:p>
@@ -1160,7 +1016,258 @@
           <w:sz w:val="20"/>
           <w:u w:val="none"/>
         </w:rPr>
-        <w:t>• Existing print, reporting and audit print flows must continue to work as before the upgrade.</w:t>
+        <w:t>3. Collect all printed outputs.</w:t>
+      </w:r>
+    </w:p>
+    <w:p>
+      <w:pPr>
+        <w:spacing w:before="0" w:after="80"/>
+      </w:pPr>
+      <w:r>
+        <w:rPr>
+          <w:rFonts w:ascii="Arial" w:hAnsi="Arial" w:eastAsia="Arial" w:cs="Arial"/>
+          <w:b/>
+          <w:color w:val="000000"/>
+          <w:sz w:val="20"/>
+          <w:u w:val="none"/>
+        </w:rPr>
+        <w:t>Test Result(s):</w:t>
+      </w:r>
+    </w:p>
+    <w:p>
+      <w:pPr>
+        <w:spacing w:before="0" w:after="40"/>
+        <w:ind w:left="360" w:hanging="240"/>
+      </w:pPr>
+      <w:r>
+        <w:rPr>
+          <w:rFonts w:ascii="Arial" w:hAnsi="Arial" w:eastAsia="Arial" w:cs="Arial"/>
+          <w:b w:val="0"/>
+          <w:color w:val="000000"/>
+          <w:sz w:val="20"/>
+          <w:u w:val="none"/>
+        </w:rPr>
+        <w:t>1. The printing parser processes each print job independently without interruption or data mixing.</w:t>
+      </w:r>
+    </w:p>
+    <w:p>
+      <w:pPr>
+        <w:spacing w:before="0" w:after="40"/>
+        <w:ind w:left="360" w:hanging="240"/>
+      </w:pPr>
+      <w:r>
+        <w:rPr>
+          <w:rFonts w:ascii="Arial" w:hAnsi="Arial" w:eastAsia="Arial" w:cs="Arial"/>
+          <w:b w:val="0"/>
+          <w:color w:val="000000"/>
+          <w:sz w:val="20"/>
+          <w:u w:val="none"/>
+        </w:rPr>
+        <w:t>2. All print jobs are routed to the correct printers and all outputs are complete.</w:t>
+      </w:r>
+    </w:p>
+    <w:p>
+      <w:pPr>
+        <w:spacing w:before="0" w:after="40"/>
+        <w:ind w:left="360" w:hanging="240"/>
+      </w:pPr>
+      <w:r>
+        <w:rPr>
+          <w:rFonts w:ascii="Arial" w:hAnsi="Arial" w:eastAsia="Arial" w:cs="Arial"/>
+          <w:b w:val="0"/>
+          <w:color w:val="000000"/>
+          <w:sz w:val="20"/>
+          <w:u w:val="none"/>
+        </w:rPr>
+        <w:t>3. No parser crash, deadlock or deprecated API exception occurs under concurrent printing.</w:t>
+      </w:r>
+    </w:p>
+    <w:p>
+      <w:pPr>
+        <w:spacing w:before="120" w:after="60"/>
+      </w:pPr>
+      <w:r>
+        <w:rPr>
+          <w:rFonts w:ascii="Arial" w:hAnsi="Arial" w:eastAsia="Arial" w:cs="Arial"/>
+          <w:b/>
+          <w:color w:val="001EFF"/>
+          <w:sz w:val="22"/>
+          <w:u w:val="none"/>
+        </w:rPr>
+        <w:t>F2.2. Print When the Printer Is Offline and Recover</w:t>
+      </w:r>
+    </w:p>
+    <w:p>
+      <w:pPr>
+        <w:spacing w:before="0" w:after="80"/>
+      </w:pPr>
+      <w:r>
+        <w:rPr>
+          <w:rFonts w:ascii="Arial" w:hAnsi="Arial" w:eastAsia="Arial" w:cs="Arial"/>
+          <w:b/>
+          <w:color w:val="000000"/>
+          <w:sz w:val="20"/>
+          <w:u w:val="none"/>
+        </w:rPr>
+        <w:t>Prerequisite(s):</w:t>
+      </w:r>
+    </w:p>
+    <w:p>
+      <w:pPr>
+        <w:spacing w:before="0" w:after="40"/>
+        <w:ind w:left="360" w:hanging="240"/>
+      </w:pPr>
+      <w:r>
+        <w:rPr>
+          <w:rFonts w:ascii="Arial" w:hAnsi="Arial" w:eastAsia="Arial" w:cs="Arial"/>
+          <w:b w:val="0"/>
+          <w:color w:val="000000"/>
+          <w:sz w:val="20"/>
+          <w:u w:val="none"/>
+        </w:rPr>
+        <w:t>1. The POS client is running on Java 25.</w:t>
+      </w:r>
+    </w:p>
+    <w:p>
+      <w:pPr>
+        <w:spacing w:before="0" w:after="40"/>
+        <w:ind w:left="360" w:hanging="240"/>
+      </w:pPr>
+      <w:r>
+        <w:rPr>
+          <w:rFonts w:ascii="Arial" w:hAnsi="Arial" w:eastAsia="Arial" w:cs="Arial"/>
+          <w:b w:val="0"/>
+          <w:color w:val="000000"/>
+          <w:sz w:val="20"/>
+          <w:u w:val="none"/>
+        </w:rPr>
+        <w:t>2. A configured printer can be disconnected from the network.</w:t>
+      </w:r>
+    </w:p>
+    <w:p>
+      <w:pPr>
+        <w:spacing w:before="0" w:after="80"/>
+      </w:pPr>
+      <w:r>
+        <w:rPr>
+          <w:rFonts w:ascii="Arial" w:hAnsi="Arial" w:eastAsia="Arial" w:cs="Arial"/>
+          <w:b/>
+          <w:color w:val="000000"/>
+          <w:sz w:val="20"/>
+          <w:u w:val="none"/>
+        </w:rPr>
+        <w:t>Step(s):</w:t>
+      </w:r>
+    </w:p>
+    <w:p>
+      <w:pPr>
+        <w:spacing w:before="0" w:after="40"/>
+        <w:ind w:left="360" w:hanging="240"/>
+      </w:pPr>
+      <w:r>
+        <w:rPr>
+          <w:rFonts w:ascii="Arial" w:hAnsi="Arial" w:eastAsia="Arial" w:cs="Arial"/>
+          <w:b w:val="0"/>
+          <w:color w:val="000000"/>
+          <w:sz w:val="20"/>
+          <w:u w:val="none"/>
+        </w:rPr>
+        <w:t>1. Power off or disconnect the target printer.</w:t>
+      </w:r>
+    </w:p>
+    <w:p>
+      <w:pPr>
+        <w:spacing w:before="0" w:after="40"/>
+        <w:ind w:left="360" w:hanging="240"/>
+      </w:pPr>
+      <w:r>
+        <w:rPr>
+          <w:rFonts w:ascii="Arial" w:hAnsi="Arial" w:eastAsia="Arial" w:cs="Arial"/>
+          <w:b w:val="0"/>
+          <w:color w:val="000000"/>
+          <w:sz w:val="20"/>
+          <w:u w:val="none"/>
+        </w:rPr>
+        <w:t>2. Trigger a print job from the POS client and observe the system response.</w:t>
+      </w:r>
+    </w:p>
+    <w:p>
+      <w:pPr>
+        <w:spacing w:before="0" w:after="40"/>
+        <w:ind w:left="360" w:hanging="240"/>
+      </w:pPr>
+      <w:r>
+        <w:rPr>
+          <w:rFonts w:ascii="Arial" w:hAnsi="Arial" w:eastAsia="Arial" w:cs="Arial"/>
+          <w:b w:val="0"/>
+          <w:color w:val="000000"/>
+          <w:sz w:val="20"/>
+          <w:u w:val="none"/>
+        </w:rPr>
+        <w:t>3. Reconnect the printer and trigger or retry the print job.</w:t>
+      </w:r>
+    </w:p>
+    <w:p>
+      <w:pPr>
+        <w:spacing w:before="0" w:after="80"/>
+      </w:pPr>
+      <w:r>
+        <w:rPr>
+          <w:rFonts w:ascii="Arial" w:hAnsi="Arial" w:eastAsia="Arial" w:cs="Arial"/>
+          <w:b/>
+          <w:color w:val="000000"/>
+          <w:sz w:val="20"/>
+          <w:u w:val="none"/>
+        </w:rPr>
+        <w:t>Test Result(s):</w:t>
+      </w:r>
+    </w:p>
+    <w:p>
+      <w:pPr>
+        <w:spacing w:before="0" w:after="40"/>
+        <w:ind w:left="360" w:hanging="240"/>
+      </w:pPr>
+      <w:r>
+        <w:rPr>
+          <w:rFonts w:ascii="Arial" w:hAnsi="Arial" w:eastAsia="Arial" w:cs="Arial"/>
+          <w:b w:val="0"/>
+          <w:color w:val="000000"/>
+          <w:sz w:val="20"/>
+          <w:u w:val="none"/>
+        </w:rPr>
+        <w:t>1. When the printer is offline, the system handles the print failure gracefully and shows the existing print error indication without throwing a parser exception.</w:t>
+      </w:r>
+    </w:p>
+    <w:p>
+      <w:pPr>
+        <w:spacing w:before="0" w:after="40"/>
+        <w:ind w:left="360" w:hanging="240"/>
+      </w:pPr>
+      <w:r>
+        <w:rPr>
+          <w:rFonts w:ascii="Arial" w:hAnsi="Arial" w:eastAsia="Arial" w:cs="Arial"/>
+          <w:b w:val="0"/>
+          <w:color w:val="000000"/>
+          <w:sz w:val="20"/>
+          <w:u w:val="none"/>
+        </w:rPr>
+        <w:t>2. After the printer is reconnected, the retried or new print job is parsed and printed successfully.</w:t>
+      </w:r>
+    </w:p>
+    <w:p>
+      <w:pPr>
+        <w:spacing w:before="0" w:after="40"/>
+        <w:ind w:left="360" w:hanging="240"/>
+      </w:pPr>
+      <w:r>
+        <w:rPr>
+          <w:rFonts w:ascii="Arial" w:hAnsi="Arial" w:eastAsia="Arial" w:cs="Arial"/>
+          <w:b w:val="0"/>
+          <w:color w:val="000000"/>
+          <w:sz w:val="20"/>
+          <w:u w:val="none"/>
+        </w:rPr>
+        <w:t>3. The printing parser continues to function normally after the error recovery.</w:t>
       </w:r>
     </w:p>
     <w:sectPr>
